--- a/app/plantillas/SARGO 78179175-K/CONTRATO ATENDEDOR PT 21h - Plazo Fijo.docx
+++ b/app/plantillas/SARGO 78179175-K/CONTRATO ATENDEDOR PT 21h - Plazo Fijo.docx
@@ -2458,6 +2458,11 @@
             <w:vAlign w:val="bottom"/>
             <w:hideMark/>
           </w:tcPr>
+          <w:p>
+            <w:r>
+              <w:t xml:space="preserve">{CLAUSULAS_ADICIONALES}</w:t>
+            </w:r>
+          </w:p>
           <w:p>
             <w:r>
               <w:t>{RAZON_SOCIAL}</w:t>
@@ -4053,7 +4058,7 @@
     </a:clrScheme>
     <a:fontScheme name="Office">
       <a:majorFont>
-        <a:latin typeface="Aptos Display" panose="02110004020202020204"/>
+        <a:latin typeface="Courier New" panose="02110004020202020204"/>
         <a:ea typeface=""/>
         <a:cs typeface=""/>
         <a:font script="Jpan" typeface="游ゴシック Light"/>
@@ -4105,7 +4110,7 @@
         <a:font script="Tfng" typeface="Ebrima"/>
       </a:majorFont>
       <a:minorFont>
-        <a:latin typeface="Aptos" panose="02110004020202020204"/>
+        <a:latin typeface="Courier New" panose="02110004020202020204"/>
         <a:ea typeface=""/>
         <a:cs typeface=""/>
         <a:font script="Jpan" typeface="游明朝"/>

--- a/app/plantillas/SARGO 78179175-K/CONTRATO ATENDEDOR PT 21h - Plazo Fijo.docx
+++ b/app/plantillas/SARGO 78179175-K/CONTRATO ATENDEDOR PT 21h - Plazo Fijo.docx
@@ -3,6 +3,9 @@
 <w:document xmlns:wpc="http://schemas.microsoft.com/office/word/2010/wordprocessingCanvas" xmlns:cx="http://schemas.microsoft.com/office/drawing/2014/chartex" xmlns:cx1="http://schemas.microsoft.com/office/drawing/2015/9/8/chartex" xmlns:cx2="http://schemas.microsoft.com/office/drawing/2015/10/21/chartex" xmlns:cx3="http://schemas.microsoft.com/office/drawing/2016/5/9/chartex" xmlns:cx4="http://schemas.microsoft.com/office/drawing/2016/5/10/chartex" xmlns:cx5="http://schemas.microsoft.com/office/drawing/2016/5/11/chartex" xmlns:cx6="http://schemas.microsoft.com/office/drawing/2016/5/12/chartex" xmlns:cx7="http://schemas.microsoft.com/office/drawing/2016/5/13/chartex" xmlns:cx8="http://schemas.microsoft.com/office/drawing/2016/5/14/chartex" xmlns:mc="http://schemas.openxmlformats.org/markup-compatibility/2006" xmlns:aink="http://schemas.microsoft.com/office/drawing/2016/ink" xmlns:am3d="http://schemas.microsoft.com/office/drawing/2017/model3d" xmlns:o="urn:schemas-microsoft-com:office:office" xmlns:oel="http://schemas.microsoft.com/office/2019/extlst" xmlns:r="http://schemas.openxmlformats.org/officeDocument/2006/relationships" xmlns:m="http://schemas.openxmlformats.org/officeDocument/2006/math" xmlns:v="urn:schemas-microsoft-com:vml" xmlns:wp14="http://schemas.microsoft.com/office/word/2010/wordprocessingDrawing" xmlns:wp="http://schemas.openxmlformats.org/drawingml/2006/wordprocessingDrawing" xmlns:w10="urn:schemas-microsoft-com:office:word" xmlns:w="http://schemas.openxmlformats.org/wordprocessingml/2006/main" xmlns:w14="http://schemas.microsoft.com/office/word/2010/wordml" xmlns:w15="http://schemas.microsoft.com/office/word/2012/wordml" xmlns:w16cex="http://schemas.microsoft.com/office/word/2018/wordml/cex" xmlns:w16cid="http://schemas.microsoft.com/office/word/2016/wordml/cid" xmlns:w16="http://schemas.microsoft.com/office/word/2018/wordml" xmlns:w16du="http://schemas.microsoft.com/office/word/2023/wordml/word16du" xmlns:w16sdtdh="http://schemas.microsoft.com/office/word/2020/wordml/sdtdatahash" xmlns:w16sdtfl="http://schemas.microsoft.com/office/word/2024/wordml/sdtformatlock" xmlns:w16se="http://schemas.microsoft.com/office/word/2015/wordml/symex" xmlns:wpg="http://schemas.microsoft.com/office/word/2010/wordprocessingGroup" xmlns:wpi="http://schemas.microsoft.com/office/word/2010/wordprocessingInk" xmlns:wne="http://schemas.microsoft.com/office/word/2006/wordml" xmlns:wps="http://schemas.microsoft.com/office/word/2010/wordprocessingShape" mc:Ignorable="w14 w15 w16se w16cid w16 w16cex w16sdtdh w16sdtfl w16du wp14">
   <w:body>
     <w:p>
+      <w:pPr>
+        <w:jc w:val="center"/>
+      </w:pPr>
       <w:r>
         <w:rPr>
           <w:b/>
@@ -12,6 +15,9 @@
       </w:r>
     </w:p>
     <w:p>
+      <w:pPr>
+        <w:jc w:val="center"/>
+      </w:pPr>
       <w:r>
         <w:rPr>
           <w:b/>
@@ -61,7 +67,7 @@
         <w:rPr>
           <w:b/>
         </w:rPr>
-        <w:t>1 1.- </w:t>
+        <w:t>1.- </w:t>
       </w:r>
       <w:r>
         <w:rPr>
@@ -79,7 +85,7 @@
         <w:rPr>
           <w:b/>
         </w:rPr>
-        <w:t>2 2.- </w:t>
+        <w:t>2.- </w:t>
       </w:r>
       <w:r>
         <w:rPr>
@@ -97,7 +103,7 @@
         <w:rPr>
           <w:b/>
         </w:rPr>
-        <w:t>3 3.- </w:t>
+        <w:t>3.- </w:t>
       </w:r>
       <w:r>
         <w:rPr>
@@ -116,7 +122,7 @@
           <w:b/>
         </w:rPr>
         <w:lastRenderedPageBreak/>
-        <w:t>4 4.- </w:t>
+        <w:t>4.- </w:t>
       </w:r>
       <w:r>
         <w:rPr>
@@ -134,7 +140,7 @@
         <w:rPr>
           <w:b/>
         </w:rPr>
-        <w:t>5 5.- </w:t>
+        <w:t>5.- </w:t>
       </w:r>
       <w:r>
         <w:rPr>
@@ -152,7 +158,7 @@
         <w:rPr>
           <w:b/>
         </w:rPr>
-        <w:t>6 6.- </w:t>
+        <w:t>6.- </w:t>
       </w:r>
       <w:r>
         <w:rPr>
@@ -170,7 +176,7 @@
         <w:rPr>
           <w:b/>
         </w:rPr>
-        <w:t>7 7.- </w:t>
+        <w:t>7.- </w:t>
       </w:r>
       <w:r>
         <w:rPr>
@@ -188,7 +194,7 @@
         <w:rPr>
           <w:b/>
         </w:rPr>
-        <w:t>8 8.- </w:t>
+        <w:t>8.- </w:t>
       </w:r>
       <w:r>
         <w:rPr>
@@ -206,7 +212,7 @@
         <w:rPr>
           <w:b/>
         </w:rPr>
-        <w:t>9 9.- </w:t>
+        <w:t>9.- </w:t>
       </w:r>
       <w:r>
         <w:rPr>
@@ -242,7 +248,7 @@
         <w:rPr>
           <w:b/>
         </w:rPr>
-        <w:t>1 11.- </w:t>
+        <w:t>11.- </w:t>
       </w:r>
       <w:r>
         <w:rPr>
@@ -260,7 +266,7 @@
         <w:rPr>
           <w:b/>
         </w:rPr>
-        <w:t>1 12.- </w:t>
+        <w:t>12.- </w:t>
       </w:r>
       <w:r>
         <w:rPr>

--- a/app/plantillas/SARGO 78179175-K/CONTRATO ATENDEDOR PT 21h - Plazo Fijo.docx
+++ b/app/plantillas/SARGO 78179175-K/CONTRATO ATENDEDOR PT 21h - Plazo Fijo.docx
@@ -230,7 +230,7 @@
         <w:rPr>
           <w:b/>
         </w:rPr>
-        <w:t xml:space="preserve">1 </w:t>
+        <w:t xml:space="preserve"/>
       </w:r>
       <w:r>
         <w:rPr>
@@ -800,7 +800,7 @@
         <w:rPr>
           <w:b/>
         </w:rPr>
-        <w:t xml:space="preserve">4 </w:t>
+        <w:t xml:space="preserve"/>
       </w:r>
       <w:r>
         <w:rPr>

--- a/app/plantillas/SARGO 78179175-K/CONTRATO ATENDEDOR PT 21h - Plazo Fijo.docx
+++ b/app/plantillas/SARGO 78179175-K/CONTRATO ATENDEDOR PT 21h - Plazo Fijo.docx
@@ -722,7 +722,7 @@
         <w:rPr>
           <w:b/>
         </w:rPr>
-        <w:t>1  </w:t>
+        <w:t/>
       </w:r>
       <w:r>
         <w:rPr>
@@ -740,7 +740,7 @@
         <w:rPr>
           <w:b/>
         </w:rPr>
-        <w:t>2  </w:t>
+        <w:t/>
       </w:r>
       <w:r>
         <w:rPr>
@@ -758,7 +758,7 @@
         <w:rPr>
           <w:b/>
         </w:rPr>
-        <w:t>3  </w:t>
+        <w:t/>
       </w:r>
       <w:r>
         <w:rPr>
@@ -818,7 +818,7 @@
         <w:rPr>
           <w:b/>
         </w:rPr>
-        <w:t>5  </w:t>
+        <w:t/>
       </w:r>
       <w:r>
         <w:rPr>
@@ -836,7 +836,7 @@
         <w:rPr>
           <w:b/>
         </w:rPr>
-        <w:t>6  </w:t>
+        <w:t/>
       </w:r>
       <w:r>
         <w:rPr>

--- a/app/plantillas/SARGO 78179175-K/CONTRATO ATENDEDOR PT 21h - Plazo Fijo.docx
+++ b/app/plantillas/SARGO 78179175-K/CONTRATO ATENDEDOR PT 21h - Plazo Fijo.docx
@@ -1196,27 +1196,27 @@
         <w:t>Gratificación Legal:</w:t>
       </w:r>
       <w:r>
-        <w:t xml:space="preserve"> Adicionalmente, el Empleador pagará la gratificación legal mensual conforme al </w:t>
-      </w:r>
-      <w:r>
-        <w:rPr>
-          <w:b/>
-          <w:bCs/>
-        </w:rPr>
-        <w:t>Artículo 50 del Código del Trabajo</w:t>
-      </w:r>
-      <w:r>
-        <w:t xml:space="preserve">, equivalente al 25% de la remuneración mensual con el tope legal de </w:t>
-      </w:r>
-      <w:r>
-        <w:rPr>
-          <w:b/>
-          <w:bCs/>
-        </w:rPr>
-        <w:t>4,75 Ingresos Mínimos Mensuales</w:t>
-      </w:r>
-      <w:r>
-        <w:t xml:space="preserve"> (prorrateados).</w:t>
+        <w:t xml:space="preserve"> {GRATIFICACION_TEXTO}</w:t>
+      </w:r>
+      <w:r>
+        <w:rPr>
+          <w:b/>
+          <w:bCs/>
+        </w:rPr>
+        <w:t/>
+      </w:r>
+      <w:r>
+        <w:t xml:space="preserve"/>
+      </w:r>
+      <w:r>
+        <w:rPr>
+          <w:b/>
+          <w:bCs/>
+        </w:rPr>
+        <w:t/>
+      </w:r>
+      <w:r>
+        <w:t xml:space="preserve">.</w:t>
       </w:r>
     </w:p>
     <w:p>

--- a/app/plantillas/SARGO 78179175-K/CONTRATO ATENDEDOR PT 21h - Plazo Fijo.docx
+++ b/app/plantillas/SARGO 78179175-K/CONTRATO ATENDEDOR PT 21h - Plazo Fijo.docx
@@ -33,7 +33,7 @@
     </w:p>
     <w:p>
       <w:r>
-        <w:t>En la ciudad de Curauma, a {FECHA_INICIO_CONTRATO}, entre {RAZON_SOCIAL}, Rol Único Tributario {RUT_EMPRESA}, representada legalmente por don {NOMBRE_REP_LEGAL}, Cédula Nacional de Identidad {RUT_REP_LEGAL}, ambos domiciliados para estos efectos en {DIRECCION_EMPRESA}, correo electrónico {EMAIL_EMPRESA}, en adelante "LA EMPRESA" o "EL EMPLEADOR"; y don/ña {NOMBRE_EMPLEADO}, nacionalidad {NACIONALIDAD_EMPLEADO}, Cédula de Identidad N° {RUT_EMPLEADO}, nacido el {FECHA_NACIMIENTO}, estado civil {ESTADO_CIVIL}, domiciliado en {DIRECCION_EMPLEADO} {COMUNA_EMPLEADO}, correo electrónico {EMAILPERSONAL_EMPLEADO}, teléfono {TELEFONOPERSONAL_EMPLEADO}, en adelante "EL TRABAJADOR", se ha convenido y pactado el siguiente contrato de trabajo:</w:t>
+        <w:t>En la ciudad de {CIUDAD_FIRMA}, a {FECHA_INICIO_CONTRATO}, entre {RAZON_SOCIAL}, Rol Único Tributario {RUT_EMPRESA}, representada legalmente por don {NOMBRE_REP_LEGAL}, Cédula Nacional de Identidad {RUT_REP_LEGAL}, ambos domiciliados para estos efectos en {DIRECCION_EMPRESA}, correo electrónico {EMAIL_EMPRESA}, en adelante "LA EMPRESA" o "EL EMPLEADOR"; y don/ña {NOMBRE_EMPLEADO}, nacionalidad {NACIONALIDAD_EMPLEADO}, Cédula de Identidad N° {RUT_EMPLEADO}, nacido el {FECHA_NACIMIENTO}, estado civil {ESTADO_CIVIL}, domiciliado en {DIRECCION_EMPLEADO} {COMUNA_EMPLEADO}, correo electrónico {EMAILPERSONAL_EMPLEADO}, teléfono {TELEFONOPERSONAL_EMPLEADO}, en adelante "EL TRABAJADOR", se ha convenido y pactado el siguiente contrato de trabajo:</w:t>
       </w:r>
     </w:p>
     <w:p>
@@ -1295,10 +1295,10 @@
           <w:b/>
           <w:bCs/>
         </w:rPr>
-        <w:t>Asignación de caja:</w:t>
-      </w:r>
-      <w:r>
-        <w:t xml:space="preserve"> $3.000 (tres mil pesos)</w:t>
+        <w:t>Asignación de caja: {ASIGNACION_CAJA_TEXTO}</w:t>
+      </w:r>
+      <w:r>
+        <w:t xml:space="preserve"/>
       </w:r>
       <w:r>
         <w:br/>

--- a/app/plantillas/SARGO 78179175-K/CONTRATO ATENDEDOR PT 21h - Plazo Fijo.docx
+++ b/app/plantillas/SARGO 78179175-K/CONTRATO ATENDEDOR PT 21h - Plazo Fijo.docx
@@ -370,14 +370,14 @@
         <w:t>Artículo 38 del Código del Trabajo</w:t>
       </w:r>
       <w:r>
-        <w:t xml:space="preserve"> (faenas de proceso continuo), la jornada ordinaria de trabajo será de </w:t>
-      </w:r>
-      <w:r>
-        <w:rPr>
-          <w:b/>
-          <w:bCs/>
-        </w:rPr>
-        <w:t>21 horas semanales</w:t>
+        <w:t xml:space="preserve"> (faenas de proceso continuo), la jornada ordinaria de trabajo será de {HORAS_SEMANALES} horas semanales</w:t>
+      </w:r>
+      <w:r>
+        <w:rPr>
+          <w:b/>
+          <w:bCs/>
+        </w:rPr>
+        <w:t/>
       </w:r>
       <w:r>
         <w:t xml:space="preserve"> (ajustándose automáticamente a los máximos legales vigentes según la gradualidad de la Ley 40 Horas), distribuidas de Lunes a Domingo, en un régimen de turnos rotativos.</w:t>
